--- a/templates/114 от 18.11.2025 О допуске Адм.docx
+++ b/templates/114 от 18.11.2025 О допуске Адм.docx
@@ -1,6 +1,6 @@
 
 <file path=word/document.xml><?xml version="1.0" encoding="utf-8"?>
-<w:document xmlns:wpc="http://schemas.microsoft.com/office/word/2010/wordprocessingCanvas" xmlns:mc="http://schemas.openxmlformats.org/markup-compatibility/2006" xmlns:o="urn:schemas-microsoft-com:office:office" xmlns:r="http://schemas.openxmlformats.org/officeDocument/2006/relationships" xmlns:m="http://schemas.openxmlformats.org/officeDocument/2006/math" xmlns:v="urn:schemas-microsoft-com:vml" xmlns:wp14="http://schemas.microsoft.com/office/word/2010/wordprocessingDrawing" xmlns:wp="http://schemas.openxmlformats.org/drawingml/2006/wordprocessingDrawing" xmlns:w10="urn:schemas-microsoft-com:office:word" xmlns:w="http://schemas.openxmlformats.org/wordprocessingml/2006/main" xmlns:w14="http://schemas.microsoft.com/office/word/2010/wordml" xmlns:w15="http://schemas.microsoft.com/office/word/2012/wordml" xmlns:wpg="http://schemas.microsoft.com/office/word/2010/wordprocessingGroup" xmlns:wpi="http://schemas.microsoft.com/office/word/2010/wordprocessingInk" xmlns:wne="http://schemas.microsoft.com/office/word/2006/wordml" xmlns:wps="http://schemas.microsoft.com/office/word/2010/wordprocessingShape" mc:Ignorable="w14 w15 wp14">
+<w:document xmlns:wpc="http://schemas.microsoft.com/office/word/2010/wordprocessingCanvas" xmlns:cx="http://schemas.microsoft.com/office/drawing/2014/chartex" xmlns:cx1="http://schemas.microsoft.com/office/drawing/2015/9/8/chartex" xmlns:cx2="http://schemas.microsoft.com/office/drawing/2015/10/21/chartex" xmlns:cx3="http://schemas.microsoft.com/office/drawing/2016/5/9/chartex" xmlns:cx4="http://schemas.microsoft.com/office/drawing/2016/5/10/chartex" xmlns:cx5="http://schemas.microsoft.com/office/drawing/2016/5/11/chartex" xmlns:cx6="http://schemas.microsoft.com/office/drawing/2016/5/12/chartex" xmlns:cx7="http://schemas.microsoft.com/office/drawing/2016/5/13/chartex" xmlns:cx8="http://schemas.microsoft.com/office/drawing/2016/5/14/chartex" xmlns:mc="http://schemas.openxmlformats.org/markup-compatibility/2006" xmlns:aink="http://schemas.microsoft.com/office/drawing/2016/ink" xmlns:am3d="http://schemas.microsoft.com/office/drawing/2017/model3d" xmlns:o="urn:schemas-microsoft-com:office:office" xmlns:oel="http://schemas.microsoft.com/office/2019/extlst" xmlns:r="http://schemas.openxmlformats.org/officeDocument/2006/relationships" xmlns:m="http://schemas.openxmlformats.org/officeDocument/2006/math" xmlns:v="urn:schemas-microsoft-com:vml" xmlns:wp14="http://schemas.microsoft.com/office/word/2010/wordprocessingDrawing" xmlns:wp="http://schemas.openxmlformats.org/drawingml/2006/wordprocessingDrawing" xmlns:w10="urn:schemas-microsoft-com:office:word" xmlns:w="http://schemas.openxmlformats.org/wordprocessingml/2006/main" xmlns:w14="http://schemas.microsoft.com/office/word/2010/wordml" xmlns:w15="http://schemas.microsoft.com/office/word/2012/wordml" xmlns:w16cex="http://schemas.microsoft.com/office/word/2018/wordml/cex" xmlns:w16cid="http://schemas.microsoft.com/office/word/2016/wordml/cid" xmlns:w16="http://schemas.microsoft.com/office/word/2018/wordml" xmlns:w16du="http://schemas.microsoft.com/office/word/2023/wordml/word16du" xmlns:w16sdtdh="http://schemas.microsoft.com/office/word/2020/wordml/sdtdatahash" xmlns:w16sdtfl="http://schemas.microsoft.com/office/word/2024/wordml/sdtformatlock" xmlns:w16se="http://schemas.microsoft.com/office/word/2015/wordml/symex" xmlns:wpg="http://schemas.microsoft.com/office/word/2010/wordprocessingGroup" xmlns:wpi="http://schemas.microsoft.com/office/word/2010/wordprocessingInk" xmlns:wne="http://schemas.microsoft.com/office/word/2006/wordml" xmlns:wps="http://schemas.microsoft.com/office/word/2010/wordprocessingShape" mc:Ignorable="w14 w15 w16se w16cid w16 w16cex w16sdtdh w16sdtfl w16du wp14">
   <w:body>
     <w:p>
       <w:pPr>
@@ -269,25 +269,41 @@
         </w:rPr>
         <w:t xml:space="preserve">№ </w:t>
       </w:r>
-      <w:r>
-        <w:rPr>
-          <w:rFonts w:ascii="Times New Roman" w:eastAsia="Times New Roman" w:hAnsi="Times New Roman" w:cs="Times New Roman"/>
-          <w:color w:val="000000"/>
-          <w:sz w:val="28"/>
-          <w:szCs w:val="28"/>
-          <w:lang w:eastAsia="ru-RU"/>
-        </w:rPr>
-        <w:t>1</w:t>
-      </w:r>
-      <w:r>
-        <w:rPr>
-          <w:rFonts w:ascii="Times New Roman" w:eastAsia="Times New Roman" w:hAnsi="Times New Roman" w:cs="Times New Roman"/>
-          <w:color w:val="000000"/>
-          <w:sz w:val="28"/>
-          <w:szCs w:val="28"/>
-          <w:lang w:eastAsia="ru-RU"/>
-        </w:rPr>
-        <w:t>14</w:t>
+      <w:proofErr w:type="gramStart"/>
+      <w:r>
+        <w:rPr>
+          <w:rFonts w:ascii="Times New Roman" w:hAnsi="Times New Roman" w:cs="Times New Roman"/>
+          <w:sz w:val="28"/>
+          <w:szCs w:val="28"/>
+        </w:rPr>
+        <w:t xml:space="preserve">{{ </w:t>
+      </w:r>
+      <w:proofErr w:type="spellStart"/>
+      <w:r>
+        <w:rPr>
+          <w:rFonts w:ascii="Times New Roman" w:hAnsi="Times New Roman" w:cs="Times New Roman"/>
+          <w:sz w:val="28"/>
+          <w:szCs w:val="28"/>
+        </w:rPr>
+        <w:t>order</w:t>
+      </w:r>
+      <w:proofErr w:type="gramEnd"/>
+      <w:r>
+        <w:rPr>
+          <w:rFonts w:ascii="Times New Roman" w:hAnsi="Times New Roman" w:cs="Times New Roman"/>
+          <w:sz w:val="28"/>
+          <w:szCs w:val="28"/>
+        </w:rPr>
+        <w:t>_number</w:t>
+      </w:r>
+      <w:proofErr w:type="spellEnd"/>
+      <w:r>
+        <w:rPr>
+          <w:rFonts w:ascii="Times New Roman" w:hAnsi="Times New Roman" w:cs="Times New Roman"/>
+          <w:sz w:val="28"/>
+          <w:szCs w:val="28"/>
+        </w:rPr>
+        <w:t xml:space="preserve"> }}</w:t>
       </w:r>
     </w:p>
     <w:p>
@@ -384,7 +400,6 @@
           <w:szCs w:val="28"/>
           <w:lang w:eastAsia="ru-RU"/>
         </w:rPr>
-        <w:lastRenderedPageBreak/>
         <w:t>О допуске слушателей</w:t>
       </w:r>
     </w:p>
@@ -460,7 +475,6 @@
           <w:szCs w:val="28"/>
           <w:lang w:eastAsia="ru-RU"/>
         </w:rPr>
-        <w:lastRenderedPageBreak/>
         <w:t>В связи с успешным выполнением учебного плана обучения по дополнительн</w:t>
       </w:r>
       <w:r>
@@ -501,8 +515,20 @@
           <w:szCs w:val="28"/>
           <w:lang w:eastAsia="ru-RU"/>
         </w:rPr>
-        <w:t xml:space="preserve"> п р и к а з ы в а ю :</w:t>
-      </w:r>
+        <w:t xml:space="preserve"> п р и к а з ы в а </w:t>
+      </w:r>
+      <w:proofErr w:type="gramStart"/>
+      <w:r>
+        <w:rPr>
+          <w:rFonts w:ascii="Times New Roman" w:eastAsia="Times New Roman" w:hAnsi="Times New Roman" w:cs="Times New Roman"/>
+          <w:color w:val="000000"/>
+          <w:sz w:val="28"/>
+          <w:szCs w:val="28"/>
+          <w:lang w:eastAsia="ru-RU"/>
+        </w:rPr>
+        <w:t>ю :</w:t>
+      </w:r>
+      <w:proofErr w:type="gramEnd"/>
     </w:p>
     <w:p>
       <w:pPr>
@@ -529,14 +555,29 @@
       </w:r>
       <w:r>
         <w:rPr>
-          <w:rFonts w:ascii="Times New Roman" w:eastAsia="Times New Roman" w:hAnsi="Times New Roman" w:cs="Times New Roman"/>
-          <w:color w:val="000000"/>
-          <w:sz w:val="28"/>
-          <w:szCs w:val="28"/>
-          <w:highlight w:val="darkCyan"/>
-          <w:lang w:eastAsia="ru-RU"/>
-        </w:rPr>
-        <w:t>государственных гражданских служащих</w:t>
+          <w:rFonts w:ascii="Times New Roman" w:hAnsi="Times New Roman" w:cs="Times New Roman"/>
+          <w:sz w:val="28"/>
+          <w:szCs w:val="28"/>
+        </w:rPr>
+        <w:t xml:space="preserve">{{ </w:t>
+      </w:r>
+      <w:proofErr w:type="spellStart"/>
+      <w:r>
+        <w:rPr>
+          <w:rFonts w:ascii="Times New Roman" w:hAnsi="Times New Roman" w:cs="Times New Roman"/>
+          <w:sz w:val="28"/>
+          <w:szCs w:val="28"/>
+        </w:rPr>
+        <w:t>stream_name</w:t>
+      </w:r>
+      <w:proofErr w:type="spellEnd"/>
+      <w:r>
+        <w:rPr>
+          <w:rFonts w:ascii="Times New Roman" w:hAnsi="Times New Roman" w:cs="Times New Roman"/>
+          <w:sz w:val="28"/>
+          <w:szCs w:val="28"/>
+        </w:rPr>
+        <w:t xml:space="preserve"> }}</w:t>
       </w:r>
       <w:r>
         <w:rPr>
@@ -550,35 +591,45 @@
       </w:r>
       <w:r>
         <w:rPr>
-          <w:rFonts w:ascii="Times New Roman" w:eastAsia="Times New Roman" w:hAnsi="Times New Roman" w:cs="Times New Roman"/>
-          <w:color w:val="000000"/>
-          <w:sz w:val="28"/>
-          <w:szCs w:val="28"/>
-          <w:highlight w:val="cyan"/>
-          <w:lang w:eastAsia="ru-RU"/>
-        </w:rPr>
-        <w:t>«Организация работы администраторов районных (городских) судов, гарнизонных военных судов»</w:t>
-      </w:r>
-      <w:r>
-        <w:rPr>
-          <w:rFonts w:ascii="Times New Roman" w:eastAsia="Times New Roman" w:hAnsi="Times New Roman" w:cs="Times New Roman"/>
-          <w:color w:val="000000"/>
-          <w:sz w:val="28"/>
-          <w:szCs w:val="28"/>
-          <w:lang w:eastAsia="ru-RU"/>
-        </w:rPr>
-        <w:t xml:space="preserve"> объемом </w:t>
-      </w:r>
-      <w:r>
-        <w:rPr>
-          <w:rFonts w:ascii="Times New Roman" w:eastAsia="Times New Roman" w:hAnsi="Times New Roman" w:cs="Times New Roman"/>
-          <w:color w:val="000000"/>
-          <w:sz w:val="28"/>
-          <w:szCs w:val="28"/>
-          <w:highlight w:val="magenta"/>
-          <w:lang w:eastAsia="ru-RU"/>
-        </w:rPr>
-        <w:t>16 часов</w:t>
+          <w:rFonts w:ascii="Times New Roman" w:hAnsi="Times New Roman" w:cs="Times New Roman"/>
+          <w:sz w:val="28"/>
+          <w:szCs w:val="28"/>
+        </w:rPr>
+        <w:t>«</w:t>
+      </w:r>
+      <w:r>
+        <w:rPr>
+          <w:rFonts w:ascii="Times New Roman" w:hAnsi="Times New Roman" w:cs="Times New Roman"/>
+          <w:sz w:val="28"/>
+          <w:szCs w:val="28"/>
+        </w:rPr>
+        <w:t xml:space="preserve">{{ </w:t>
+      </w:r>
+      <w:proofErr w:type="spellStart"/>
+      <w:r>
+        <w:rPr>
+          <w:rFonts w:ascii="Times New Roman" w:hAnsi="Times New Roman" w:cs="Times New Roman"/>
+          <w:sz w:val="28"/>
+          <w:szCs w:val="28"/>
+        </w:rPr>
+        <w:t>program_name</w:t>
+      </w:r>
+      <w:proofErr w:type="spellEnd"/>
+      <w:r>
+        <w:rPr>
+          <w:rFonts w:ascii="Times New Roman" w:hAnsi="Times New Roman" w:cs="Times New Roman"/>
+          <w:sz w:val="28"/>
+          <w:szCs w:val="28"/>
+        </w:rPr>
+        <w:t xml:space="preserve"> }}</w:t>
+      </w:r>
+      <w:r>
+        <w:rPr>
+          <w:rFonts w:ascii="Times New Roman" w:hAnsi="Times New Roman" w:cs="Times New Roman"/>
+          <w:sz w:val="28"/>
+          <w:szCs w:val="28"/>
+        </w:rPr>
+        <w:t>» объемом</w:t>
       </w:r>
       <w:r>
         <w:rPr>
@@ -592,38 +643,120 @@
       </w:r>
       <w:r>
         <w:rPr>
-          <w:rFonts w:ascii="Times New Roman" w:eastAsia="Times New Roman" w:hAnsi="Times New Roman" w:cs="Times New Roman"/>
-          <w:color w:val="000000"/>
-          <w:sz w:val="28"/>
-          <w:szCs w:val="28"/>
-          <w:highlight w:val="blue"/>
-          <w:lang w:eastAsia="ru-RU"/>
-        </w:rPr>
-        <w:t>очной</w:t>
-      </w:r>
-      <w:r>
-        <w:rPr>
-          <w:rFonts w:ascii="Times New Roman" w:eastAsia="Times New Roman" w:hAnsi="Times New Roman" w:cs="Times New Roman"/>
-          <w:color w:val="000000"/>
-          <w:sz w:val="28"/>
-          <w:szCs w:val="28"/>
-          <w:lang w:eastAsia="ru-RU"/>
-        </w:rPr>
-        <w:t xml:space="preserve"> формы обучения </w:t>
-      </w:r>
-      <w:r>
-        <w:rPr>
-          <w:rFonts w:ascii="Times New Roman" w:eastAsia="Times New Roman" w:hAnsi="Times New Roman" w:cs="Times New Roman"/>
-          <w:color w:val="000000"/>
-          <w:sz w:val="28"/>
-          <w:szCs w:val="28"/>
-          <w:highlight w:val="red"/>
-          <w:lang w:eastAsia="ru-RU"/>
-        </w:rPr>
-        <w:t>с применением электронного обучения, дистанционных образовательных технологий</w:t>
-      </w:r>
-      <w:bookmarkStart w:id="0" w:name="_GoBack"/>
-      <w:bookmarkEnd w:id="0"/>
+          <w:rFonts w:ascii="Times New Roman" w:hAnsi="Times New Roman" w:cs="Times New Roman"/>
+          <w:sz w:val="28"/>
+          <w:szCs w:val="28"/>
+        </w:rPr>
+        <w:t xml:space="preserve">{{ </w:t>
+      </w:r>
+      <w:proofErr w:type="spellStart"/>
+      <w:r>
+        <w:rPr>
+          <w:rFonts w:ascii="Times New Roman" w:hAnsi="Times New Roman" w:cs="Times New Roman"/>
+          <w:sz w:val="28"/>
+          <w:szCs w:val="28"/>
+        </w:rPr>
+        <w:t>hours</w:t>
+      </w:r>
+      <w:proofErr w:type="spellEnd"/>
+      <w:r>
+        <w:rPr>
+          <w:rFonts w:ascii="Times New Roman" w:hAnsi="Times New Roman" w:cs="Times New Roman"/>
+          <w:sz w:val="28"/>
+          <w:szCs w:val="28"/>
+        </w:rPr>
+        <w:t xml:space="preserve"> }}</w:t>
+      </w:r>
+      <w:r>
+        <w:rPr>
+          <w:rFonts w:ascii="Times New Roman" w:eastAsia="Times New Roman" w:hAnsi="Times New Roman" w:cs="Times New Roman"/>
+          <w:color w:val="000000"/>
+          <w:sz w:val="28"/>
+          <w:szCs w:val="28"/>
+          <w:lang w:eastAsia="ru-RU"/>
+        </w:rPr>
+        <w:t xml:space="preserve"> часов</w:t>
+      </w:r>
+      <w:r>
+        <w:rPr>
+          <w:rFonts w:ascii="Times New Roman" w:eastAsia="Times New Roman" w:hAnsi="Times New Roman" w:cs="Times New Roman"/>
+          <w:color w:val="000000"/>
+          <w:sz w:val="28"/>
+          <w:szCs w:val="28"/>
+          <w:lang w:eastAsia="ru-RU"/>
+        </w:rPr>
+        <w:t xml:space="preserve"> </w:t>
+      </w:r>
+      <w:r>
+        <w:rPr>
+          <w:rFonts w:ascii="Times New Roman" w:hAnsi="Times New Roman" w:cs="Times New Roman"/>
+          <w:sz w:val="28"/>
+          <w:szCs w:val="28"/>
+        </w:rPr>
+        <w:t xml:space="preserve">{{ </w:t>
+      </w:r>
+      <w:proofErr w:type="spellStart"/>
+      <w:r>
+        <w:rPr>
+          <w:rFonts w:ascii="Times New Roman" w:hAnsi="Times New Roman" w:cs="Times New Roman"/>
+          <w:sz w:val="28"/>
+          <w:szCs w:val="28"/>
+        </w:rPr>
+        <w:t>education_form</w:t>
+      </w:r>
+      <w:proofErr w:type="spellEnd"/>
+      <w:r>
+        <w:rPr>
+          <w:rFonts w:ascii="Times New Roman" w:hAnsi="Times New Roman" w:cs="Times New Roman"/>
+          <w:sz w:val="28"/>
+          <w:szCs w:val="28"/>
+        </w:rPr>
+        <w:t xml:space="preserve"> }}</w:t>
+      </w:r>
+      <w:r>
+        <w:rPr>
+          <w:rFonts w:ascii="Monaco" w:hAnsi="Monaco"/>
+          <w:color w:val="D32F2F"/>
+          <w:shd w:val="clear" w:color="auto" w:fill="ECEFF1"/>
+        </w:rPr>
+        <w:t xml:space="preserve"> </w:t>
+      </w:r>
+      <w:r>
+        <w:rPr>
+          <w:rFonts w:ascii="Times New Roman" w:eastAsia="Times New Roman" w:hAnsi="Times New Roman" w:cs="Times New Roman"/>
+          <w:color w:val="000000"/>
+          <w:sz w:val="28"/>
+          <w:szCs w:val="28"/>
+          <w:lang w:eastAsia="ru-RU"/>
+        </w:rPr>
+        <w:t xml:space="preserve">формы обучения </w:t>
+      </w:r>
+      <w:r>
+        <w:rPr>
+          <w:rFonts w:ascii="Times New Roman" w:hAnsi="Times New Roman" w:cs="Times New Roman"/>
+          <w:sz w:val="28"/>
+          <w:szCs w:val="28"/>
+        </w:rPr>
+        <w:t xml:space="preserve">{{ </w:t>
+      </w:r>
+      <w:proofErr w:type="spellStart"/>
+      <w:r>
+        <w:rPr>
+          <w:rFonts w:ascii="Times New Roman" w:hAnsi="Times New Roman" w:cs="Times New Roman"/>
+          <w:sz w:val="28"/>
+          <w:szCs w:val="28"/>
+        </w:rPr>
+        <w:t>education_format</w:t>
+      </w:r>
+      <w:proofErr w:type="spellEnd"/>
+      <w:r>
+        <w:rPr>
+          <w:rFonts w:ascii="Times New Roman" w:hAnsi="Times New Roman" w:cs="Times New Roman"/>
+          <w:sz w:val="28"/>
+          <w:szCs w:val="28"/>
+        </w:rPr>
+        <w:t xml:space="preserve"> }}</w:t>
+      </w:r>
       <w:r>
         <w:rPr>
           <w:rFonts w:ascii="Times New Roman" w:eastAsia="Times New Roman" w:hAnsi="Times New Roman" w:cs="Times New Roman"/>
@@ -1646,27 +1779,35 @@
         <w:spacing w:after="0" w:line="240" w:lineRule="auto"/>
         <w:jc w:val="right"/>
         <w:rPr>
-          <w:rFonts w:ascii="Times New Roman" w:eastAsia="Times New Roman" w:hAnsi="Times New Roman" w:cs="Times New Roman"/>
-          <w:sz w:val="28"/>
-          <w:szCs w:val="24"/>
-          <w:lang w:eastAsia="ru-RU"/>
-        </w:rPr>
-      </w:pPr>
-      <w:r>
-        <w:rPr>
-          <w:rFonts w:ascii="Times New Roman" w:eastAsia="Times New Roman" w:hAnsi="Times New Roman" w:cs="Times New Roman"/>
-          <w:sz w:val="28"/>
-          <w:szCs w:val="24"/>
-          <w:lang w:eastAsia="ru-RU"/>
-        </w:rPr>
-        <w:t xml:space="preserve">от </w:t>
-      </w:r>
-      <w:r>
-        <w:rPr>
-          <w:rFonts w:ascii="Times New Roman" w:eastAsia="Times New Roman" w:hAnsi="Times New Roman" w:cs="Times New Roman"/>
-          <w:sz w:val="28"/>
-          <w:szCs w:val="24"/>
-          <w:lang w:eastAsia="ru-RU"/>
+          <w:rFonts w:ascii="Times New Roman" w:hAnsi="Times New Roman" w:cs="Times New Roman"/>
+          <w:sz w:val="28"/>
+          <w:szCs w:val="28"/>
+        </w:rPr>
+      </w:pPr>
+      <w:r>
+        <w:rPr>
+          <w:rFonts w:ascii="Times New Roman" w:eastAsia="Times New Roman" w:hAnsi="Times New Roman" w:cs="Times New Roman"/>
+          <w:sz w:val="28"/>
+          <w:szCs w:val="24"/>
+          <w:lang w:eastAsia="ru-RU"/>
+        </w:rPr>
+        <w:t>от</w:t>
+      </w:r>
+      <w:r>
+        <w:rPr>
+          <w:rFonts w:ascii="Times New Roman" w:eastAsia="Times New Roman" w:hAnsi="Times New Roman" w:cs="Times New Roman"/>
+          <w:sz w:val="28"/>
+          <w:szCs w:val="24"/>
+          <w:lang w:val="en-US" w:eastAsia="ru-RU"/>
+        </w:rPr>
+        <w:t xml:space="preserve"> </w:t>
+      </w:r>
+      <w:r>
+        <w:rPr>
+          <w:rFonts w:ascii="Times New Roman" w:eastAsia="Times New Roman" w:hAnsi="Times New Roman" w:cs="Times New Roman"/>
+          <w:sz w:val="28"/>
+          <w:szCs w:val="24"/>
+          <w:lang w:val="en-US" w:eastAsia="ru-RU"/>
         </w:rPr>
         <w:t>18</w:t>
       </w:r>
@@ -1675,7 +1816,7 @@
           <w:rFonts w:ascii="Times New Roman" w:eastAsia="Times New Roman" w:hAnsi="Times New Roman" w:cs="Times New Roman"/>
           <w:sz w:val="28"/>
           <w:szCs w:val="24"/>
-          <w:lang w:eastAsia="ru-RU"/>
+          <w:lang w:val="en-US" w:eastAsia="ru-RU"/>
         </w:rPr>
         <w:t xml:space="preserve"> </w:t>
       </w:r>
@@ -1686,14 +1827,23 @@
           <w:szCs w:val="24"/>
           <w:lang w:eastAsia="ru-RU"/>
         </w:rPr>
-        <w:t xml:space="preserve">ноября </w:t>
-      </w:r>
-      <w:r>
-        <w:rPr>
-          <w:rFonts w:ascii="Times New Roman" w:eastAsia="Times New Roman" w:hAnsi="Times New Roman" w:cs="Times New Roman"/>
-          <w:sz w:val="28"/>
-          <w:szCs w:val="24"/>
-          <w:lang w:eastAsia="ru-RU"/>
+        <w:t>ноября</w:t>
+      </w:r>
+      <w:r>
+        <w:rPr>
+          <w:rFonts w:ascii="Times New Roman" w:eastAsia="Times New Roman" w:hAnsi="Times New Roman" w:cs="Times New Roman"/>
+          <w:sz w:val="28"/>
+          <w:szCs w:val="24"/>
+          <w:lang w:val="en-US" w:eastAsia="ru-RU"/>
+        </w:rPr>
+        <w:t xml:space="preserve"> </w:t>
+      </w:r>
+      <w:r>
+        <w:rPr>
+          <w:rFonts w:ascii="Times New Roman" w:eastAsia="Times New Roman" w:hAnsi="Times New Roman" w:cs="Times New Roman"/>
+          <w:sz w:val="28"/>
+          <w:szCs w:val="24"/>
+          <w:lang w:val="en-US" w:eastAsia="ru-RU"/>
         </w:rPr>
         <w:t>20</w:t>
       </w:r>
@@ -1702,7 +1852,7 @@
           <w:rFonts w:ascii="Times New Roman" w:eastAsia="Times New Roman" w:hAnsi="Times New Roman" w:cs="Times New Roman"/>
           <w:sz w:val="28"/>
           <w:szCs w:val="24"/>
-          <w:lang w:eastAsia="ru-RU"/>
+          <w:lang w:val="en-US" w:eastAsia="ru-RU"/>
         </w:rPr>
         <w:t>25</w:t>
       </w:r>
@@ -1711,27 +1861,67 @@
           <w:rFonts w:ascii="Times New Roman" w:eastAsia="Times New Roman" w:hAnsi="Times New Roman" w:cs="Times New Roman"/>
           <w:sz w:val="28"/>
           <w:szCs w:val="24"/>
-          <w:lang w:eastAsia="ru-RU"/>
-        </w:rPr>
-        <w:t xml:space="preserve"> г. № </w:t>
-      </w:r>
-      <w:r>
-        <w:rPr>
-          <w:rFonts w:ascii="Times New Roman" w:eastAsia="Times New Roman" w:hAnsi="Times New Roman" w:cs="Times New Roman"/>
-          <w:sz w:val="28"/>
-          <w:szCs w:val="24"/>
-          <w:lang w:eastAsia="ru-RU"/>
-        </w:rPr>
-        <w:t>1</w:t>
-      </w:r>
-      <w:r>
-        <w:rPr>
-          <w:rFonts w:ascii="Times New Roman" w:eastAsia="Times New Roman" w:hAnsi="Times New Roman" w:cs="Times New Roman"/>
-          <w:sz w:val="28"/>
-          <w:szCs w:val="24"/>
-          <w:lang w:eastAsia="ru-RU"/>
-        </w:rPr>
-        <w:t>14</w:t>
+          <w:lang w:val="en-US" w:eastAsia="ru-RU"/>
+        </w:rPr>
+        <w:t xml:space="preserve"> </w:t>
+      </w:r>
+      <w:r>
+        <w:rPr>
+          <w:rFonts w:ascii="Times New Roman" w:eastAsia="Times New Roman" w:hAnsi="Times New Roman" w:cs="Times New Roman"/>
+          <w:sz w:val="28"/>
+          <w:szCs w:val="24"/>
+          <w:lang w:eastAsia="ru-RU"/>
+        </w:rPr>
+        <w:t>г</w:t>
+      </w:r>
+      <w:r>
+        <w:rPr>
+          <w:rFonts w:ascii="Times New Roman" w:eastAsia="Times New Roman" w:hAnsi="Times New Roman" w:cs="Times New Roman"/>
+          <w:sz w:val="28"/>
+          <w:szCs w:val="24"/>
+          <w:lang w:val="en-US" w:eastAsia="ru-RU"/>
+        </w:rPr>
+        <w:t xml:space="preserve">. № </w:t>
+      </w:r>
+      <w:proofErr w:type="gramStart"/>
+      <w:r>
+        <w:rPr>
+          <w:rFonts w:ascii="Times New Roman" w:hAnsi="Times New Roman" w:cs="Times New Roman"/>
+          <w:sz w:val="28"/>
+          <w:szCs w:val="28"/>
+          <w:lang w:val="en-US"/>
+        </w:rPr>
+        <w:t xml:space="preserve">{{ </w:t>
+      </w:r>
+      <w:proofErr w:type="spellStart"/>
+      <w:r>
+        <w:rPr>
+          <w:rFonts w:ascii="Times New Roman" w:hAnsi="Times New Roman" w:cs="Times New Roman"/>
+          <w:sz w:val="28"/>
+          <w:szCs w:val="28"/>
+          <w:lang w:val="en-US"/>
+        </w:rPr>
+        <w:t>order</w:t>
+      </w:r>
+      <w:proofErr w:type="gramEnd"/>
+      <w:r>
+        <w:rPr>
+          <w:rFonts w:ascii="Times New Roman" w:hAnsi="Times New Roman" w:cs="Times New Roman"/>
+          <w:sz w:val="28"/>
+          <w:szCs w:val="28"/>
+          <w:lang w:val="en-US"/>
+        </w:rPr>
+        <w:t>_number</w:t>
+      </w:r>
+      <w:proofErr w:type="spellEnd"/>
+      <w:r>
+        <w:rPr>
+          <w:rFonts w:ascii="Times New Roman" w:hAnsi="Times New Roman" w:cs="Times New Roman"/>
+          <w:sz w:val="28"/>
+          <w:szCs w:val="28"/>
+          <w:lang w:val="en-US"/>
+        </w:rPr>
+        <w:t xml:space="preserve"> }}</w:t>
       </w:r>
     </w:p>
     <w:p>
@@ -1739,6 +1929,17 @@
         <w:spacing w:after="0" w:line="240" w:lineRule="auto"/>
         <w:jc w:val="right"/>
         <w:rPr>
+          <w:rFonts w:ascii="Times New Roman" w:hAnsi="Times New Roman" w:cs="Times New Roman"/>
+          <w:sz w:val="28"/>
+          <w:szCs w:val="28"/>
+        </w:rPr>
+      </w:pPr>
+    </w:p>
+    <w:p>
+      <w:pPr>
+        <w:spacing w:after="0" w:line="240" w:lineRule="auto"/>
+        <w:jc w:val="right"/>
+        <w:rPr>
           <w:rFonts w:ascii="Times New Roman" w:eastAsia="Times New Roman" w:hAnsi="Times New Roman" w:cs="Times New Roman"/>
           <w:sz w:val="28"/>
           <w:szCs w:val="24"/>
@@ -1751,10 +1952,10 @@
         <w:spacing w:after="0" w:line="240" w:lineRule="auto"/>
         <w:jc w:val="center"/>
         <w:rPr>
-          <w:rFonts w:ascii="Times New Roman" w:eastAsia="Times New Roman" w:hAnsi="Times New Roman" w:cs="Times New Roman"/>
-          <w:sz w:val="28"/>
-          <w:szCs w:val="24"/>
-          <w:lang w:eastAsia="ru-RU"/>
+          <w:rFonts w:ascii="Times New Roman" w:hAnsi="Times New Roman" w:cs="Times New Roman"/>
+          <w:sz w:val="28"/>
+          <w:szCs w:val="28"/>
+          <w:lang w:val="en-US"/>
         </w:rPr>
       </w:pPr>
       <w:r>
@@ -1838,14 +2039,41 @@
         </w:rPr>
         <w:t>: «</w:t>
       </w:r>
-      <w:r>
-        <w:rPr>
-          <w:rFonts w:ascii="Times New Roman" w:eastAsia="Times New Roman" w:hAnsi="Times New Roman" w:cs="Times New Roman"/>
-          <w:sz w:val="28"/>
-          <w:szCs w:val="24"/>
-          <w:lang w:eastAsia="ru-RU"/>
-        </w:rPr>
-        <w:t>Организация работы администраторов районных (городских) судов, гарнизонных военных судов</w:t>
+      <w:proofErr w:type="gramStart"/>
+      <w:r>
+        <w:rPr>
+          <w:rFonts w:ascii="Times New Roman" w:hAnsi="Times New Roman" w:cs="Times New Roman"/>
+          <w:sz w:val="28"/>
+          <w:szCs w:val="28"/>
+        </w:rPr>
+        <w:t xml:space="preserve">{{ </w:t>
+      </w:r>
+      <w:proofErr w:type="spellStart"/>
+      <w:r>
+        <w:rPr>
+          <w:rFonts w:ascii="Times New Roman" w:hAnsi="Times New Roman" w:cs="Times New Roman"/>
+          <w:sz w:val="28"/>
+          <w:szCs w:val="28"/>
+        </w:rPr>
+        <w:t>stream</w:t>
+      </w:r>
+      <w:proofErr w:type="gramEnd"/>
+      <w:r>
+        <w:rPr>
+          <w:rFonts w:ascii="Times New Roman" w:hAnsi="Times New Roman" w:cs="Times New Roman"/>
+          <w:sz w:val="28"/>
+          <w:szCs w:val="28"/>
+        </w:rPr>
+        <w:t>_name</w:t>
+      </w:r>
+      <w:proofErr w:type="spellEnd"/>
+      <w:r>
+        <w:rPr>
+          <w:rFonts w:ascii="Times New Roman" w:hAnsi="Times New Roman" w:cs="Times New Roman"/>
+          <w:sz w:val="28"/>
+          <w:szCs w:val="28"/>
+        </w:rPr>
+        <w:t xml:space="preserve"> }}</w:t>
       </w:r>
       <w:r>
         <w:rPr>
@@ -1863,26 +2091,100 @@
           <w:szCs w:val="24"/>
           <w:lang w:eastAsia="ru-RU"/>
         </w:rPr>
-        <w:t xml:space="preserve"> (16 часов)</w:t>
-      </w:r>
-      <w:r>
-        <w:rPr>
-          <w:rFonts w:ascii="Times New Roman" w:eastAsia="Times New Roman" w:hAnsi="Times New Roman" w:cs="Times New Roman"/>
-          <w:sz w:val="28"/>
-          <w:szCs w:val="24"/>
-          <w:lang w:eastAsia="ru-RU"/>
-        </w:rPr>
-        <w:t xml:space="preserve"> очной формы обучения с применением электронного обучения, дистанционных образовательных технологий</w:t>
-      </w:r>
-    </w:p>
-    <w:p>
-      <w:pPr>
-        <w:spacing w:after="0" w:line="240" w:lineRule="auto"/>
-        <w:rPr>
-          <w:rFonts w:ascii="Times New Roman" w:eastAsia="Times New Roman" w:hAnsi="Times New Roman" w:cs="Times New Roman"/>
-          <w:sz w:val="28"/>
-          <w:szCs w:val="24"/>
-          <w:lang w:eastAsia="ru-RU"/>
+        <w:t xml:space="preserve"> </w:t>
+      </w:r>
+      <w:r>
+        <w:rPr>
+          <w:rFonts w:ascii="Times New Roman" w:hAnsi="Times New Roman" w:cs="Times New Roman"/>
+          <w:sz w:val="28"/>
+          <w:szCs w:val="28"/>
+        </w:rPr>
+        <w:t xml:space="preserve">({{ </w:t>
+      </w:r>
+      <w:proofErr w:type="spellStart"/>
+      <w:r>
+        <w:rPr>
+          <w:rFonts w:ascii="Times New Roman" w:hAnsi="Times New Roman" w:cs="Times New Roman"/>
+          <w:sz w:val="28"/>
+          <w:szCs w:val="28"/>
+        </w:rPr>
+        <w:t>hours</w:t>
+      </w:r>
+      <w:proofErr w:type="spellEnd"/>
+      <w:r>
+        <w:rPr>
+          <w:rFonts w:ascii="Times New Roman" w:hAnsi="Times New Roman" w:cs="Times New Roman"/>
+          <w:sz w:val="28"/>
+          <w:szCs w:val="28"/>
+        </w:rPr>
+        <w:t xml:space="preserve"> }})</w:t>
+      </w:r>
+      <w:r>
+        <w:rPr>
+          <w:rFonts w:ascii="Times New Roman" w:eastAsia="Times New Roman" w:hAnsi="Times New Roman" w:cs="Times New Roman"/>
+          <w:sz w:val="28"/>
+          <w:szCs w:val="28"/>
+          <w:lang w:eastAsia="ru-RU"/>
+        </w:rPr>
+        <w:t xml:space="preserve"> </w:t>
+      </w:r>
+      <w:r>
+        <w:rPr>
+          <w:rFonts w:ascii="Times New Roman" w:eastAsia="Times New Roman" w:hAnsi="Times New Roman" w:cs="Times New Roman"/>
+          <w:sz w:val="28"/>
+          <w:szCs w:val="24"/>
+          <w:lang w:eastAsia="ru-RU"/>
+        </w:rPr>
+        <w:t xml:space="preserve">очной формы обучения </w:t>
+      </w:r>
+      <w:r>
+        <w:rPr>
+          <w:rFonts w:ascii="Times New Roman" w:hAnsi="Times New Roman" w:cs="Times New Roman"/>
+          <w:sz w:val="28"/>
+          <w:szCs w:val="28"/>
+        </w:rPr>
+        <w:t xml:space="preserve">{{ </w:t>
+      </w:r>
+      <w:proofErr w:type="spellStart"/>
+      <w:r>
+        <w:rPr>
+          <w:rFonts w:ascii="Times New Roman" w:hAnsi="Times New Roman" w:cs="Times New Roman"/>
+          <w:sz w:val="28"/>
+          <w:szCs w:val="28"/>
+        </w:rPr>
+        <w:t>education_format</w:t>
+      </w:r>
+      <w:proofErr w:type="spellEnd"/>
+      <w:r>
+        <w:rPr>
+          <w:rFonts w:ascii="Times New Roman" w:hAnsi="Times New Roman" w:cs="Times New Roman"/>
+          <w:sz w:val="28"/>
+          <w:szCs w:val="28"/>
+        </w:rPr>
+        <w:t xml:space="preserve"> }}</w:t>
+      </w:r>
+    </w:p>
+    <w:p>
+      <w:pPr>
+        <w:spacing w:after="0" w:line="240" w:lineRule="auto"/>
+        <w:jc w:val="center"/>
+        <w:rPr>
+          <w:rFonts w:ascii="Times New Roman" w:eastAsia="Times New Roman" w:hAnsi="Times New Roman" w:cs="Times New Roman"/>
+          <w:sz w:val="28"/>
+          <w:szCs w:val="24"/>
+          <w:lang w:val="en-US" w:eastAsia="ru-RU"/>
+        </w:rPr>
+      </w:pPr>
+    </w:p>
+    <w:p>
+      <w:pPr>
+        <w:spacing w:after="0" w:line="240" w:lineRule="auto"/>
+        <w:jc w:val="center"/>
+        <w:rPr>
+          <w:rFonts w:ascii="Times New Roman" w:eastAsia="Times New Roman" w:hAnsi="Times New Roman" w:cs="Times New Roman"/>
+          <w:sz w:val="28"/>
+          <w:szCs w:val="24"/>
+          <w:lang w:val="en-US" w:eastAsia="ru-RU"/>
         </w:rPr>
       </w:pPr>
     </w:p>
@@ -1905,11 +2207,11 @@
         <w:tblLook w:val="0000" w:firstRow="0" w:lastRow="0" w:firstColumn="0" w:lastColumn="0" w:noHBand="0" w:noVBand="0"/>
       </w:tblPr>
       <w:tblGrid>
-        <w:gridCol w:w="584"/>
-        <w:gridCol w:w="2410"/>
-        <w:gridCol w:w="1985"/>
-        <w:gridCol w:w="2835"/>
-        <w:gridCol w:w="1939"/>
+        <w:gridCol w:w="1200"/>
+        <w:gridCol w:w="2255"/>
+        <w:gridCol w:w="1911"/>
+        <w:gridCol w:w="2581"/>
+        <w:gridCol w:w="1806"/>
       </w:tblGrid>
       <w:tr>
         <w:trPr>
@@ -2056,6 +2358,7 @@
           </w:p>
         </w:tc>
       </w:tr>
+      {% for listener in listeners %}
       <w:tr>
         <w:trPr>
           <w:trHeight w:val="397"/>
@@ -2068,20 +2371,50 @@
           </w:tcPr>
           <w:p>
             <w:pPr>
-              <w:pStyle w:val="a3"/>
-              <w:numPr>
-                <w:ilvl w:val="0"/>
-                <w:numId w:val="6"/>
-              </w:numPr>
-              <w:spacing w:after="0" w:line="240" w:lineRule="auto"/>
-              <w:ind w:left="24" w:firstLine="0"/>
+              <w:jc w:val="center"/>
               <w:rPr>
-                <w:rFonts w:ascii="Times New Roman" w:eastAsia="Times New Roman" w:hAnsi="Times New Roman" w:cs="Times New Roman"/>
-                <w:sz w:val="24"/>
-                <w:szCs w:val="24"/>
+                <w:rFonts w:ascii="Times New Roman" w:hAnsi="Times New Roman" w:cs="Times New Roman"/>
+                <w:sz w:val="28"/>
+                <w:szCs w:val="28"/>
                 <w:lang w:eastAsia="ru-RU"/>
               </w:rPr>
             </w:pPr>
+            <w:proofErr w:type="gramStart"/>
+            <w:r>
+              <w:rPr>
+                <w:rFonts w:ascii="Times New Roman" w:hAnsi="Times New Roman" w:cs="Times New Roman"/>
+                <w:sz w:val="28"/>
+                <w:szCs w:val="28"/>
+              </w:rPr>
+              <w:t xml:space="preserve">{{ </w:t>
+            </w:r>
+            <w:proofErr w:type="spellStart"/>
+            <w:r>
+              <w:rPr>
+                <w:rFonts w:ascii="Times New Roman" w:hAnsi="Times New Roman" w:cs="Times New Roman"/>
+                <w:sz w:val="28"/>
+                <w:szCs w:val="28"/>
+              </w:rPr>
+              <w:t>loop</w:t>
+            </w:r>
+            <w:proofErr w:type="gramEnd"/>
+            <w:r>
+              <w:rPr>
+                <w:rFonts w:ascii="Times New Roman" w:hAnsi="Times New Roman" w:cs="Times New Roman"/>
+                <w:sz w:val="28"/>
+                <w:szCs w:val="28"/>
+              </w:rPr>
+              <w:t>.index</w:t>
+            </w:r>
+            <w:proofErr w:type="spellEnd"/>
+            <w:r>
+              <w:rPr>
+                <w:rFonts w:ascii="Times New Roman" w:hAnsi="Times New Roman" w:cs="Times New Roman"/>
+                <w:sz w:val="28"/>
+                <w:szCs w:val="28"/>
+              </w:rPr>
+              <w:t xml:space="preserve"> }}</w:t>
+            </w:r>
           </w:p>
         </w:tc>
         <w:tc>
@@ -2091,23 +2424,48 @@
           </w:tcPr>
           <w:p>
             <w:pPr>
-              <w:spacing w:after="0" w:line="240" w:lineRule="auto"/>
-              <w:ind w:left="39"/>
+              <w:jc w:val="center"/>
               <w:rPr>
                 <w:rFonts w:ascii="Times New Roman" w:hAnsi="Times New Roman" w:cs="Times New Roman"/>
-                <w:color w:val="000000"/>
-                <w:sz w:val="24"/>
-                <w:szCs w:val="24"/>
+                <w:sz w:val="28"/>
+                <w:szCs w:val="28"/>
               </w:rPr>
             </w:pPr>
+            <w:proofErr w:type="gramStart"/>
             <w:r>
               <w:rPr>
                 <w:rFonts w:ascii="Times New Roman" w:hAnsi="Times New Roman" w:cs="Times New Roman"/>
-                <w:color w:val="000000"/>
-                <w:sz w:val="24"/>
-                <w:szCs w:val="24"/>
+                <w:sz w:val="28"/>
+                <w:szCs w:val="28"/>
               </w:rPr>
-              <w:t>Беляева Евгения Алексеевна</w:t>
+              <w:t xml:space="preserve">{{ </w:t>
+            </w:r>
+            <w:proofErr w:type="spellStart"/>
+            <w:r>
+              <w:rPr>
+                <w:rFonts w:ascii="Times New Roman" w:hAnsi="Times New Roman" w:cs="Times New Roman"/>
+                <w:sz w:val="28"/>
+                <w:szCs w:val="28"/>
+              </w:rPr>
+              <w:t>listener</w:t>
+            </w:r>
+            <w:proofErr w:type="gramEnd"/>
+            <w:r>
+              <w:rPr>
+                <w:rFonts w:ascii="Times New Roman" w:hAnsi="Times New Roman" w:cs="Times New Roman"/>
+                <w:sz w:val="28"/>
+                <w:szCs w:val="28"/>
+              </w:rPr>
+              <w:t>.full_name</w:t>
+            </w:r>
+            <w:proofErr w:type="spellEnd"/>
+            <w:r>
+              <w:rPr>
+                <w:rFonts w:ascii="Times New Roman" w:hAnsi="Times New Roman" w:cs="Times New Roman"/>
+                <w:sz w:val="28"/>
+                <w:szCs w:val="28"/>
+              </w:rPr>
+              <w:t xml:space="preserve"> }}</w:t>
             </w:r>
           </w:p>
         </w:tc>
@@ -2118,23 +2476,48 @@
           </w:tcPr>
           <w:p>
             <w:pPr>
-              <w:spacing w:after="0" w:line="240" w:lineRule="auto"/>
-              <w:ind w:left="39" w:right="103"/>
+              <w:jc w:val="center"/>
               <w:rPr>
-                <w:rFonts w:ascii="Times New Roman" w:eastAsia="Times New Roman" w:hAnsi="Times New Roman" w:cs="Times New Roman"/>
-                <w:sz w:val="24"/>
-                <w:szCs w:val="24"/>
-                <w:lang w:eastAsia="ru-RU"/>
+                <w:rFonts w:ascii="Times New Roman" w:hAnsi="Times New Roman" w:cs="Times New Roman"/>
+                <w:sz w:val="28"/>
+                <w:szCs w:val="28"/>
               </w:rPr>
             </w:pPr>
+            <w:proofErr w:type="gramStart"/>
             <w:r>
               <w:rPr>
-                <w:rFonts w:ascii="Times New Roman" w:eastAsia="Times New Roman" w:hAnsi="Times New Roman" w:cs="Times New Roman"/>
-                <w:sz w:val="24"/>
-                <w:szCs w:val="24"/>
-                <w:lang w:eastAsia="ru-RU"/>
+                <w:rFonts w:ascii="Times New Roman" w:hAnsi="Times New Roman" w:cs="Times New Roman"/>
+                <w:sz w:val="28"/>
+                <w:szCs w:val="28"/>
               </w:rPr>
-              <w:t xml:space="preserve">Администратор </w:t>
+              <w:t xml:space="preserve">{{ </w:t>
+            </w:r>
+            <w:proofErr w:type="spellStart"/>
+            <w:r>
+              <w:rPr>
+                <w:rFonts w:ascii="Times New Roman" w:hAnsi="Times New Roman" w:cs="Times New Roman"/>
+                <w:sz w:val="28"/>
+                <w:szCs w:val="28"/>
+              </w:rPr>
+              <w:t>listener</w:t>
+            </w:r>
+            <w:proofErr w:type="gramEnd"/>
+            <w:r>
+              <w:rPr>
+                <w:rFonts w:ascii="Times New Roman" w:hAnsi="Times New Roman" w:cs="Times New Roman"/>
+                <w:sz w:val="28"/>
+                <w:szCs w:val="28"/>
+              </w:rPr>
+              <w:t>.position</w:t>
+            </w:r>
+            <w:proofErr w:type="spellEnd"/>
+            <w:r>
+              <w:rPr>
+                <w:rFonts w:ascii="Times New Roman" w:hAnsi="Times New Roman" w:cs="Times New Roman"/>
+                <w:sz w:val="28"/>
+                <w:szCs w:val="28"/>
+              </w:rPr>
+              <w:t xml:space="preserve"> }}</w:t>
             </w:r>
           </w:p>
         </w:tc>
@@ -2145,23 +2528,48 @@
           </w:tcPr>
           <w:p>
             <w:pPr>
-              <w:spacing w:after="0" w:line="240" w:lineRule="auto"/>
-              <w:ind w:left="39"/>
+              <w:jc w:val="center"/>
               <w:rPr>
                 <w:rFonts w:ascii="Times New Roman" w:hAnsi="Times New Roman" w:cs="Times New Roman"/>
-                <w:color w:val="000000"/>
-                <w:sz w:val="24"/>
-                <w:szCs w:val="24"/>
+                <w:sz w:val="28"/>
+                <w:szCs w:val="28"/>
               </w:rPr>
             </w:pPr>
+            <w:proofErr w:type="gramStart"/>
             <w:r>
               <w:rPr>
                 <w:rFonts w:ascii="Times New Roman" w:hAnsi="Times New Roman" w:cs="Times New Roman"/>
-                <w:color w:val="000000"/>
-                <w:sz w:val="24"/>
-                <w:szCs w:val="24"/>
+                <w:sz w:val="28"/>
+                <w:szCs w:val="28"/>
               </w:rPr>
-              <w:t>Управление Судебного департамента в Карачаево-Черкесской Республике</w:t>
+              <w:t xml:space="preserve">{{ </w:t>
+            </w:r>
+            <w:proofErr w:type="spellStart"/>
+            <w:r>
+              <w:rPr>
+                <w:rFonts w:ascii="Times New Roman" w:hAnsi="Times New Roman" w:cs="Times New Roman"/>
+                <w:sz w:val="28"/>
+                <w:szCs w:val="28"/>
+              </w:rPr>
+              <w:t>listener</w:t>
+            </w:r>
+            <w:proofErr w:type="gramEnd"/>
+            <w:r>
+              <w:rPr>
+                <w:rFonts w:ascii="Times New Roman" w:hAnsi="Times New Roman" w:cs="Times New Roman"/>
+                <w:sz w:val="28"/>
+                <w:szCs w:val="28"/>
+              </w:rPr>
+              <w:t>.court_name</w:t>
+            </w:r>
+            <w:proofErr w:type="spellEnd"/>
+            <w:r>
+              <w:rPr>
+                <w:rFonts w:ascii="Times New Roman" w:hAnsi="Times New Roman" w:cs="Times New Roman"/>
+                <w:sz w:val="28"/>
+                <w:szCs w:val="28"/>
+              </w:rPr>
+              <w:t xml:space="preserve"> }}</w:t>
             </w:r>
           </w:p>
         </w:tc>
@@ -2172,298 +2580,53 @@
           </w:tcPr>
           <w:p>
             <w:pPr>
-              <w:spacing w:after="0" w:line="240" w:lineRule="auto"/>
-              <w:ind w:left="39"/>
+              <w:jc w:val="center"/>
               <w:rPr>
                 <w:rFonts w:ascii="Times New Roman" w:hAnsi="Times New Roman" w:cs="Times New Roman"/>
-                <w:sz w:val="24"/>
-                <w:szCs w:val="24"/>
+                <w:sz w:val="28"/>
+                <w:szCs w:val="28"/>
               </w:rPr>
             </w:pPr>
+            <w:proofErr w:type="gramStart"/>
             <w:r>
               <w:rPr>
                 <w:rFonts w:ascii="Times New Roman" w:hAnsi="Times New Roman" w:cs="Times New Roman"/>
-                <w:color w:val="000000"/>
-                <w:sz w:val="24"/>
-                <w:szCs w:val="24"/>
+                <w:sz w:val="28"/>
+                <w:szCs w:val="28"/>
               </w:rPr>
-              <w:t>Карачаево-Черкесская Республика</w:t>
+              <w:t xml:space="preserve">{{ </w:t>
+            </w:r>
+            <w:proofErr w:type="spellStart"/>
+            <w:r>
+              <w:rPr>
+                <w:rFonts w:ascii="Times New Roman" w:hAnsi="Times New Roman" w:cs="Times New Roman"/>
+                <w:sz w:val="28"/>
+                <w:szCs w:val="28"/>
+              </w:rPr>
+              <w:t>listener</w:t>
+            </w:r>
+            <w:proofErr w:type="gramEnd"/>
+            <w:r>
+              <w:rPr>
+                <w:rFonts w:ascii="Times New Roman" w:hAnsi="Times New Roman" w:cs="Times New Roman"/>
+                <w:sz w:val="28"/>
+                <w:szCs w:val="28"/>
+              </w:rPr>
+              <w:t>.region</w:t>
+            </w:r>
+            <w:proofErr w:type="spellEnd"/>
+            <w:r>
+              <w:rPr>
+                <w:rFonts w:ascii="Times New Roman" w:hAnsi="Times New Roman" w:cs="Times New Roman"/>
+                <w:sz w:val="28"/>
+                <w:szCs w:val="28"/>
+              </w:rPr>
+              <w:t xml:space="preserve"> }}</w:t>
             </w:r>
           </w:p>
         </w:tc>
       </w:tr>
-      <w:tr>
-        <w:trPr>
-          <w:trHeight w:val="397"/>
-          <w:jc w:val="center"/>
-        </w:trPr>
-        <w:tc>
-          <w:tcPr>
-            <w:tcW w:w="584" w:type="dxa"/>
-            <w:shd w:val="clear" w:color="auto" w:fill="FFFFFF"/>
-          </w:tcPr>
-          <w:p>
-            <w:pPr>
-              <w:pStyle w:val="a3"/>
-              <w:numPr>
-                <w:ilvl w:val="0"/>
-                <w:numId w:val="6"/>
-              </w:numPr>
-              <w:spacing w:after="0" w:line="240" w:lineRule="auto"/>
-              <w:ind w:left="24" w:firstLine="0"/>
-              <w:jc w:val="center"/>
-              <w:rPr>
-                <w:rFonts w:ascii="Times New Roman" w:eastAsia="Times New Roman" w:hAnsi="Times New Roman" w:cs="Times New Roman"/>
-                <w:sz w:val="24"/>
-                <w:szCs w:val="24"/>
-                <w:lang w:eastAsia="ru-RU"/>
-              </w:rPr>
-            </w:pPr>
-          </w:p>
-        </w:tc>
-        <w:tc>
-          <w:tcPr>
-            <w:tcW w:w="2410" w:type="dxa"/>
-            <w:shd w:val="clear" w:color="auto" w:fill="FFFFFF"/>
-          </w:tcPr>
-          <w:p>
-            <w:pPr>
-              <w:spacing w:after="0" w:line="240" w:lineRule="auto"/>
-              <w:ind w:left="39"/>
-              <w:rPr>
-                <w:rFonts w:ascii="Times New Roman" w:hAnsi="Times New Roman" w:cs="Times New Roman"/>
-                <w:color w:val="000000"/>
-                <w:sz w:val="24"/>
-                <w:szCs w:val="24"/>
-              </w:rPr>
-            </w:pPr>
-            <w:r>
-              <w:rPr>
-                <w:rFonts w:ascii="Times New Roman" w:hAnsi="Times New Roman" w:cs="Times New Roman"/>
-                <w:color w:val="000000"/>
-                <w:sz w:val="24"/>
-                <w:szCs w:val="24"/>
-              </w:rPr>
-              <w:t>Канаматов Мурат Борисович</w:t>
-            </w:r>
-          </w:p>
-        </w:tc>
-        <w:tc>
-          <w:tcPr>
-            <w:tcW w:w="1985" w:type="dxa"/>
-            <w:shd w:val="clear" w:color="auto" w:fill="FFFFFF"/>
-          </w:tcPr>
-          <w:p>
-            <w:pPr>
-              <w:spacing w:after="0" w:line="240" w:lineRule="auto"/>
-              <w:ind w:left="39"/>
-              <w:rPr>
-                <w:rFonts w:ascii="Times New Roman" w:hAnsi="Times New Roman" w:cs="Times New Roman"/>
-                <w:sz w:val="24"/>
-                <w:szCs w:val="24"/>
-              </w:rPr>
-            </w:pPr>
-            <w:r>
-              <w:rPr>
-                <w:rFonts w:ascii="Times New Roman" w:eastAsia="Times New Roman" w:hAnsi="Times New Roman" w:cs="Times New Roman"/>
-                <w:sz w:val="24"/>
-                <w:szCs w:val="24"/>
-                <w:lang w:eastAsia="ru-RU"/>
-              </w:rPr>
-              <w:t xml:space="preserve">Администратор </w:t>
-            </w:r>
-          </w:p>
-        </w:tc>
-        <w:tc>
-          <w:tcPr>
-            <w:tcW w:w="2835" w:type="dxa"/>
-            <w:shd w:val="clear" w:color="auto" w:fill="FFFFFF"/>
-          </w:tcPr>
-          <w:p>
-            <w:pPr>
-              <w:spacing w:after="0" w:line="240" w:lineRule="auto"/>
-              <w:ind w:left="39"/>
-              <w:rPr>
-                <w:rFonts w:ascii="Times New Roman" w:hAnsi="Times New Roman" w:cs="Times New Roman"/>
-                <w:color w:val="000000"/>
-                <w:sz w:val="24"/>
-                <w:szCs w:val="24"/>
-              </w:rPr>
-            </w:pPr>
-            <w:r>
-              <w:rPr>
-                <w:rFonts w:ascii="Times New Roman" w:hAnsi="Times New Roman" w:cs="Times New Roman"/>
-                <w:color w:val="000000"/>
-                <w:sz w:val="24"/>
-                <w:szCs w:val="24"/>
-              </w:rPr>
-              <w:t>Управление Судебного департамента в Карачаево-Черкесской Республике</w:t>
-            </w:r>
-          </w:p>
-        </w:tc>
-        <w:tc>
-          <w:tcPr>
-            <w:tcW w:w="1939" w:type="dxa"/>
-            <w:shd w:val="clear" w:color="auto" w:fill="FFFFFF"/>
-          </w:tcPr>
-          <w:p>
-            <w:pPr>
-              <w:spacing w:after="0" w:line="240" w:lineRule="auto"/>
-              <w:ind w:left="39"/>
-              <w:rPr>
-                <w:rFonts w:ascii="Times New Roman" w:hAnsi="Times New Roman" w:cs="Times New Roman"/>
-                <w:sz w:val="24"/>
-                <w:szCs w:val="24"/>
-              </w:rPr>
-            </w:pPr>
-            <w:r>
-              <w:rPr>
-                <w:rFonts w:ascii="Times New Roman" w:hAnsi="Times New Roman" w:cs="Times New Roman"/>
-                <w:color w:val="000000"/>
-                <w:sz w:val="24"/>
-                <w:szCs w:val="24"/>
-              </w:rPr>
-              <w:t>Карачаево-Черкесская Республика</w:t>
-            </w:r>
-          </w:p>
-        </w:tc>
-      </w:tr>
-      <w:tr>
-        <w:trPr>
-          <w:trHeight w:val="397"/>
-          <w:jc w:val="center"/>
-        </w:trPr>
-        <w:tc>
-          <w:tcPr>
-            <w:tcW w:w="584" w:type="dxa"/>
-            <w:shd w:val="clear" w:color="auto" w:fill="FFFFFF"/>
-          </w:tcPr>
-          <w:p>
-            <w:pPr>
-              <w:pStyle w:val="a3"/>
-              <w:numPr>
-                <w:ilvl w:val="0"/>
-                <w:numId w:val="6"/>
-              </w:numPr>
-              <w:spacing w:after="0" w:line="240" w:lineRule="auto"/>
-              <w:ind w:left="24" w:firstLine="0"/>
-              <w:jc w:val="center"/>
-              <w:rPr>
-                <w:rFonts w:ascii="Times New Roman" w:eastAsia="Times New Roman" w:hAnsi="Times New Roman" w:cs="Times New Roman"/>
-                <w:sz w:val="24"/>
-                <w:szCs w:val="24"/>
-                <w:lang w:eastAsia="ru-RU"/>
-              </w:rPr>
-            </w:pPr>
-          </w:p>
-        </w:tc>
-        <w:tc>
-          <w:tcPr>
-            <w:tcW w:w="2410" w:type="dxa"/>
-            <w:shd w:val="clear" w:color="auto" w:fill="FFFFFF"/>
-          </w:tcPr>
-          <w:p>
-            <w:pPr>
-              <w:spacing w:after="0" w:line="240" w:lineRule="auto"/>
-              <w:ind w:left="39"/>
-              <w:rPr>
-                <w:rFonts w:ascii="Times New Roman" w:hAnsi="Times New Roman" w:cs="Times New Roman"/>
-                <w:color w:val="000000"/>
-                <w:sz w:val="24"/>
-                <w:szCs w:val="24"/>
-              </w:rPr>
-            </w:pPr>
-            <w:r>
-              <w:rPr>
-                <w:rFonts w:ascii="Times New Roman" w:hAnsi="Times New Roman" w:cs="Times New Roman"/>
-                <w:color w:val="000000"/>
-                <w:sz w:val="24"/>
-                <w:szCs w:val="24"/>
-              </w:rPr>
-              <w:t>Лайпанов Исхак Исмаилович</w:t>
-            </w:r>
-          </w:p>
-        </w:tc>
-        <w:tc>
-          <w:tcPr>
-            <w:tcW w:w="1985" w:type="dxa"/>
-            <w:shd w:val="clear" w:color="auto" w:fill="FFFFFF"/>
-          </w:tcPr>
-          <w:p>
-            <w:pPr>
-              <w:spacing w:after="0" w:line="240" w:lineRule="auto"/>
-              <w:ind w:left="39"/>
-              <w:rPr>
-                <w:rFonts w:ascii="Times New Roman" w:hAnsi="Times New Roman" w:cs="Times New Roman"/>
-                <w:sz w:val="24"/>
-                <w:szCs w:val="24"/>
-              </w:rPr>
-            </w:pPr>
-            <w:r>
-              <w:rPr>
-                <w:rFonts w:ascii="Times New Roman" w:eastAsia="Times New Roman" w:hAnsi="Times New Roman" w:cs="Times New Roman"/>
-                <w:sz w:val="24"/>
-                <w:szCs w:val="24"/>
-                <w:lang w:eastAsia="ru-RU"/>
-              </w:rPr>
-              <w:t xml:space="preserve">Администратор </w:t>
-            </w:r>
-          </w:p>
-        </w:tc>
-        <w:tc>
-          <w:tcPr>
-            <w:tcW w:w="2835" w:type="dxa"/>
-            <w:shd w:val="clear" w:color="auto" w:fill="FFFFFF"/>
-          </w:tcPr>
-          <w:p>
-            <w:pPr>
-              <w:spacing w:after="0" w:line="240" w:lineRule="auto"/>
-              <w:ind w:left="39"/>
-              <w:rPr>
-                <w:rFonts w:ascii="Times New Roman" w:hAnsi="Times New Roman" w:cs="Times New Roman"/>
-                <w:color w:val="000000"/>
-                <w:sz w:val="24"/>
-                <w:szCs w:val="24"/>
-              </w:rPr>
-            </w:pPr>
-            <w:r>
-              <w:rPr>
-                <w:rFonts w:ascii="Times New Roman" w:hAnsi="Times New Roman" w:cs="Times New Roman"/>
-                <w:color w:val="000000"/>
-                <w:sz w:val="24"/>
-                <w:szCs w:val="24"/>
-              </w:rPr>
-              <w:t>Управление Судебного департамента в Карачаево-Черкесской Республике</w:t>
-            </w:r>
-          </w:p>
-        </w:tc>
-        <w:tc>
-          <w:tcPr>
-            <w:tcW w:w="1939" w:type="dxa"/>
-            <w:shd w:val="clear" w:color="auto" w:fill="FFFFFF"/>
-          </w:tcPr>
-          <w:p>
-            <w:pPr>
-              <w:spacing w:after="0" w:line="240" w:lineRule="auto"/>
-              <w:ind w:left="39"/>
-              <w:rPr>
-                <w:rFonts w:ascii="Times New Roman" w:hAnsi="Times New Roman" w:cs="Times New Roman"/>
-                <w:sz w:val="24"/>
-                <w:szCs w:val="24"/>
-              </w:rPr>
-            </w:pPr>
-            <w:r>
-              <w:rPr>
-                <w:rFonts w:ascii="Times New Roman" w:hAnsi="Times New Roman" w:cs="Times New Roman"/>
-                <w:color w:val="000000"/>
-                <w:sz w:val="24"/>
-                <w:szCs w:val="24"/>
-              </w:rPr>
-              <w:t>Карачаево-Черкесская Республика</w:t>
-            </w:r>
-          </w:p>
-        </w:tc>
-      </w:tr>
+      {% endfor %}
     </w:tbl>
     <w:p>
       <w:pPr>
@@ -2489,7 +2652,7 @@
 </file>
 
 <file path=word/endnotes.xml><?xml version="1.0" encoding="utf-8"?>
-<w:endnotes xmlns:wpc="http://schemas.microsoft.com/office/word/2010/wordprocessingCanvas" xmlns:mc="http://schemas.openxmlformats.org/markup-compatibility/2006" xmlns:o="urn:schemas-microsoft-com:office:office" xmlns:r="http://schemas.openxmlformats.org/officeDocument/2006/relationships" xmlns:m="http://schemas.openxmlformats.org/officeDocument/2006/math" xmlns:v="urn:schemas-microsoft-com:vml" xmlns:wp14="http://schemas.microsoft.com/office/word/2010/wordprocessingDrawing" xmlns:wp="http://schemas.openxmlformats.org/drawingml/2006/wordprocessingDrawing" xmlns:w10="urn:schemas-microsoft-com:office:word" xmlns:w="http://schemas.openxmlformats.org/wordprocessingml/2006/main" xmlns:w14="http://schemas.microsoft.com/office/word/2010/wordml" xmlns:w15="http://schemas.microsoft.com/office/word/2012/wordml" xmlns:wpg="http://schemas.microsoft.com/office/word/2010/wordprocessingGroup" xmlns:wpi="http://schemas.microsoft.com/office/word/2010/wordprocessingInk" xmlns:wne="http://schemas.microsoft.com/office/word/2006/wordml" xmlns:wps="http://schemas.microsoft.com/office/word/2010/wordprocessingShape" mc:Ignorable="w14 w15 wp14">
+<w:endnotes xmlns:wpc="http://schemas.microsoft.com/office/word/2010/wordprocessingCanvas" xmlns:cx="http://schemas.microsoft.com/office/drawing/2014/chartex" xmlns:cx1="http://schemas.microsoft.com/office/drawing/2015/9/8/chartex" xmlns:cx2="http://schemas.microsoft.com/office/drawing/2015/10/21/chartex" xmlns:cx3="http://schemas.microsoft.com/office/drawing/2016/5/9/chartex" xmlns:cx4="http://schemas.microsoft.com/office/drawing/2016/5/10/chartex" xmlns:cx5="http://schemas.microsoft.com/office/drawing/2016/5/11/chartex" xmlns:cx6="http://schemas.microsoft.com/office/drawing/2016/5/12/chartex" xmlns:cx7="http://schemas.microsoft.com/office/drawing/2016/5/13/chartex" xmlns:cx8="http://schemas.microsoft.com/office/drawing/2016/5/14/chartex" xmlns:mc="http://schemas.openxmlformats.org/markup-compatibility/2006" xmlns:aink="http://schemas.microsoft.com/office/drawing/2016/ink" xmlns:am3d="http://schemas.microsoft.com/office/drawing/2017/model3d" xmlns:o="urn:schemas-microsoft-com:office:office" xmlns:oel="http://schemas.microsoft.com/office/2019/extlst" xmlns:r="http://schemas.openxmlformats.org/officeDocument/2006/relationships" xmlns:m="http://schemas.openxmlformats.org/officeDocument/2006/math" xmlns:v="urn:schemas-microsoft-com:vml" xmlns:wp14="http://schemas.microsoft.com/office/word/2010/wordprocessingDrawing" xmlns:wp="http://schemas.openxmlformats.org/drawingml/2006/wordprocessingDrawing" xmlns:w10="urn:schemas-microsoft-com:office:word" xmlns:w="http://schemas.openxmlformats.org/wordprocessingml/2006/main" xmlns:w14="http://schemas.microsoft.com/office/word/2010/wordml" xmlns:w15="http://schemas.microsoft.com/office/word/2012/wordml" xmlns:w16cex="http://schemas.microsoft.com/office/word/2018/wordml/cex" xmlns:w16cid="http://schemas.microsoft.com/office/word/2016/wordml/cid" xmlns:w16="http://schemas.microsoft.com/office/word/2018/wordml" xmlns:w16du="http://schemas.microsoft.com/office/word/2023/wordml/word16du" xmlns:w16sdtdh="http://schemas.microsoft.com/office/word/2020/wordml/sdtdatahash" xmlns:w16sdtfl="http://schemas.microsoft.com/office/word/2024/wordml/sdtformatlock" xmlns:w16se="http://schemas.microsoft.com/office/word/2015/wordml/symex" xmlns:wpg="http://schemas.microsoft.com/office/word/2010/wordprocessingGroup" xmlns:wpi="http://schemas.microsoft.com/office/word/2010/wordprocessingInk" xmlns:wne="http://schemas.microsoft.com/office/word/2006/wordml" xmlns:wps="http://schemas.microsoft.com/office/word/2010/wordprocessingShape" mc:Ignorable="w14 w15 w16se w16cid w16 w16cex w16sdtdh w16sdtfl w16du wp14">
   <w:endnote w:type="separator" w:id="-1">
     <w:p>
       <w:pPr>
@@ -2514,7 +2677,7 @@
 </file>
 
 <file path=word/footer1.xml><?xml version="1.0" encoding="utf-8"?>
-<w:ftr xmlns:wpc="http://schemas.microsoft.com/office/word/2010/wordprocessingCanvas" xmlns:mc="http://schemas.openxmlformats.org/markup-compatibility/2006" xmlns:o="urn:schemas-microsoft-com:office:office" xmlns:r="http://schemas.openxmlformats.org/officeDocument/2006/relationships" xmlns:m="http://schemas.openxmlformats.org/officeDocument/2006/math" xmlns:v="urn:schemas-microsoft-com:vml" xmlns:wp14="http://schemas.microsoft.com/office/word/2010/wordprocessingDrawing" xmlns:wp="http://schemas.openxmlformats.org/drawingml/2006/wordprocessingDrawing" xmlns:w10="urn:schemas-microsoft-com:office:word" xmlns:w="http://schemas.openxmlformats.org/wordprocessingml/2006/main" xmlns:w14="http://schemas.microsoft.com/office/word/2010/wordml" xmlns:w15="http://schemas.microsoft.com/office/word/2012/wordml" xmlns:wpg="http://schemas.microsoft.com/office/word/2010/wordprocessingGroup" xmlns:wpi="http://schemas.microsoft.com/office/word/2010/wordprocessingInk" xmlns:wne="http://schemas.microsoft.com/office/word/2006/wordml" xmlns:wps="http://schemas.microsoft.com/office/word/2010/wordprocessingShape" mc:Ignorable="w14 w15 wp14">
+<w:ftr xmlns:wpc="http://schemas.microsoft.com/office/word/2010/wordprocessingCanvas" xmlns:cx="http://schemas.microsoft.com/office/drawing/2014/chartex" xmlns:cx1="http://schemas.microsoft.com/office/drawing/2015/9/8/chartex" xmlns:cx2="http://schemas.microsoft.com/office/drawing/2015/10/21/chartex" xmlns:cx3="http://schemas.microsoft.com/office/drawing/2016/5/9/chartex" xmlns:cx4="http://schemas.microsoft.com/office/drawing/2016/5/10/chartex" xmlns:cx5="http://schemas.microsoft.com/office/drawing/2016/5/11/chartex" xmlns:cx6="http://schemas.microsoft.com/office/drawing/2016/5/12/chartex" xmlns:cx7="http://schemas.microsoft.com/office/drawing/2016/5/13/chartex" xmlns:cx8="http://schemas.microsoft.com/office/drawing/2016/5/14/chartex" xmlns:mc="http://schemas.openxmlformats.org/markup-compatibility/2006" xmlns:aink="http://schemas.microsoft.com/office/drawing/2016/ink" xmlns:am3d="http://schemas.microsoft.com/office/drawing/2017/model3d" xmlns:o="urn:schemas-microsoft-com:office:office" xmlns:oel="http://schemas.microsoft.com/office/2019/extlst" xmlns:r="http://schemas.openxmlformats.org/officeDocument/2006/relationships" xmlns:m="http://schemas.openxmlformats.org/officeDocument/2006/math" xmlns:v="urn:schemas-microsoft-com:vml" xmlns:wp14="http://schemas.microsoft.com/office/word/2010/wordprocessingDrawing" xmlns:wp="http://schemas.openxmlformats.org/drawingml/2006/wordprocessingDrawing" xmlns:w10="urn:schemas-microsoft-com:office:word" xmlns:w="http://schemas.openxmlformats.org/wordprocessingml/2006/main" xmlns:w14="http://schemas.microsoft.com/office/word/2010/wordml" xmlns:w15="http://schemas.microsoft.com/office/word/2012/wordml" xmlns:w16cex="http://schemas.microsoft.com/office/word/2018/wordml/cex" xmlns:w16cid="http://schemas.microsoft.com/office/word/2016/wordml/cid" xmlns:w16="http://schemas.microsoft.com/office/word/2018/wordml" xmlns:w16du="http://schemas.microsoft.com/office/word/2023/wordml/word16du" xmlns:w16sdtdh="http://schemas.microsoft.com/office/word/2020/wordml/sdtdatahash" xmlns:w16sdtfl="http://schemas.microsoft.com/office/word/2024/wordml/sdtformatlock" xmlns:w16se="http://schemas.microsoft.com/office/word/2015/wordml/symex" xmlns:wpg="http://schemas.microsoft.com/office/word/2010/wordprocessingGroup" xmlns:wpi="http://schemas.microsoft.com/office/word/2010/wordprocessingInk" xmlns:wne="http://schemas.microsoft.com/office/word/2006/wordml" xmlns:wps="http://schemas.microsoft.com/office/word/2010/wordprocessingShape" mc:Ignorable="w14 w15 w16se w16cid w16 w16cex w16sdtdh w16sdtfl w16du wp14">
   <w:sdt>
     <w:sdtPr>
       <w:id w:val="248859050"/>
@@ -2523,7 +2686,6 @@
         <w:docPartUnique/>
       </w:docPartObj>
     </w:sdtPr>
-    <w:sdtEndPr/>
     <w:sdtContent>
       <w:p>
         <w:pPr>
@@ -2560,7 +2722,7 @@
 </file>
 
 <file path=word/footnotes.xml><?xml version="1.0" encoding="utf-8"?>
-<w:footnotes xmlns:wpc="http://schemas.microsoft.com/office/word/2010/wordprocessingCanvas" xmlns:mc="http://schemas.openxmlformats.org/markup-compatibility/2006" xmlns:o="urn:schemas-microsoft-com:office:office" xmlns:r="http://schemas.openxmlformats.org/officeDocument/2006/relationships" xmlns:m="http://schemas.openxmlformats.org/officeDocument/2006/math" xmlns:v="urn:schemas-microsoft-com:vml" xmlns:wp14="http://schemas.microsoft.com/office/word/2010/wordprocessingDrawing" xmlns:wp="http://schemas.openxmlformats.org/drawingml/2006/wordprocessingDrawing" xmlns:w10="urn:schemas-microsoft-com:office:word" xmlns:w="http://schemas.openxmlformats.org/wordprocessingml/2006/main" xmlns:w14="http://schemas.microsoft.com/office/word/2010/wordml" xmlns:w15="http://schemas.microsoft.com/office/word/2012/wordml" xmlns:wpg="http://schemas.microsoft.com/office/word/2010/wordprocessingGroup" xmlns:wpi="http://schemas.microsoft.com/office/word/2010/wordprocessingInk" xmlns:wne="http://schemas.microsoft.com/office/word/2006/wordml" xmlns:wps="http://schemas.microsoft.com/office/word/2010/wordprocessingShape" mc:Ignorable="w14 w15 wp14">
+<w:footnotes xmlns:wpc="http://schemas.microsoft.com/office/word/2010/wordprocessingCanvas" xmlns:cx="http://schemas.microsoft.com/office/drawing/2014/chartex" xmlns:cx1="http://schemas.microsoft.com/office/drawing/2015/9/8/chartex" xmlns:cx2="http://schemas.microsoft.com/office/drawing/2015/10/21/chartex" xmlns:cx3="http://schemas.microsoft.com/office/drawing/2016/5/9/chartex" xmlns:cx4="http://schemas.microsoft.com/office/drawing/2016/5/10/chartex" xmlns:cx5="http://schemas.microsoft.com/office/drawing/2016/5/11/chartex" xmlns:cx6="http://schemas.microsoft.com/office/drawing/2016/5/12/chartex" xmlns:cx7="http://schemas.microsoft.com/office/drawing/2016/5/13/chartex" xmlns:cx8="http://schemas.microsoft.com/office/drawing/2016/5/14/chartex" xmlns:mc="http://schemas.openxmlformats.org/markup-compatibility/2006" xmlns:aink="http://schemas.microsoft.com/office/drawing/2016/ink" xmlns:am3d="http://schemas.microsoft.com/office/drawing/2017/model3d" xmlns:o="urn:schemas-microsoft-com:office:office" xmlns:oel="http://schemas.microsoft.com/office/2019/extlst" xmlns:r="http://schemas.openxmlformats.org/officeDocument/2006/relationships" xmlns:m="http://schemas.openxmlformats.org/officeDocument/2006/math" xmlns:v="urn:schemas-microsoft-com:vml" xmlns:wp14="http://schemas.microsoft.com/office/word/2010/wordprocessingDrawing" xmlns:wp="http://schemas.openxmlformats.org/drawingml/2006/wordprocessingDrawing" xmlns:w10="urn:schemas-microsoft-com:office:word" xmlns:w="http://schemas.openxmlformats.org/wordprocessingml/2006/main" xmlns:w14="http://schemas.microsoft.com/office/word/2010/wordml" xmlns:w15="http://schemas.microsoft.com/office/word/2012/wordml" xmlns:w16cex="http://schemas.microsoft.com/office/word/2018/wordml/cex" xmlns:w16cid="http://schemas.microsoft.com/office/word/2016/wordml/cid" xmlns:w16="http://schemas.microsoft.com/office/word/2018/wordml" xmlns:w16du="http://schemas.microsoft.com/office/word/2023/wordml/word16du" xmlns:w16sdtdh="http://schemas.microsoft.com/office/word/2020/wordml/sdtdatahash" xmlns:w16sdtfl="http://schemas.microsoft.com/office/word/2024/wordml/sdtformatlock" xmlns:w16se="http://schemas.microsoft.com/office/word/2015/wordml/symex" xmlns:wpg="http://schemas.microsoft.com/office/word/2010/wordprocessingGroup" xmlns:wpi="http://schemas.microsoft.com/office/word/2010/wordprocessingInk" xmlns:wne="http://schemas.microsoft.com/office/word/2006/wordml" xmlns:wps="http://schemas.microsoft.com/office/word/2010/wordprocessingShape" mc:Ignorable="w14 w15 w16se w16cid w16 w16cex w16sdtdh w16sdtfl w16du wp14">
   <w:footnote w:type="separator" w:id="-1">
     <w:p>
       <w:pPr>
@@ -2585,8 +2747,8 @@
 </file>
 
 <file path=word/numbering.xml><?xml version="1.0" encoding="utf-8"?>
-<w:numbering xmlns:wpc="http://schemas.microsoft.com/office/word/2010/wordprocessingCanvas" xmlns:mc="http://schemas.openxmlformats.org/markup-compatibility/2006" xmlns:o="urn:schemas-microsoft-com:office:office" xmlns:r="http://schemas.openxmlformats.org/officeDocument/2006/relationships" xmlns:m="http://schemas.openxmlformats.org/officeDocument/2006/math" xmlns:v="urn:schemas-microsoft-com:vml" xmlns:wp14="http://schemas.microsoft.com/office/word/2010/wordprocessingDrawing" xmlns:wp="http://schemas.openxmlformats.org/drawingml/2006/wordprocessingDrawing" xmlns:w10="urn:schemas-microsoft-com:office:word" xmlns:w="http://schemas.openxmlformats.org/wordprocessingml/2006/main" xmlns:w14="http://schemas.microsoft.com/office/word/2010/wordml" xmlns:w15="http://schemas.microsoft.com/office/word/2012/wordml" xmlns:wpg="http://schemas.microsoft.com/office/word/2010/wordprocessingGroup" xmlns:wpi="http://schemas.microsoft.com/office/word/2010/wordprocessingInk" xmlns:wne="http://schemas.microsoft.com/office/word/2006/wordml" xmlns:wps="http://schemas.microsoft.com/office/word/2010/wordprocessingShape" mc:Ignorable="w14 w15 wp14">
-  <w:abstractNum w:abstractNumId="0">
+<w:numbering xmlns:wpc="http://schemas.microsoft.com/office/word/2010/wordprocessingCanvas" xmlns:cx="http://schemas.microsoft.com/office/drawing/2014/chartex" xmlns:cx1="http://schemas.microsoft.com/office/drawing/2015/9/8/chartex" xmlns:cx2="http://schemas.microsoft.com/office/drawing/2015/10/21/chartex" xmlns:cx3="http://schemas.microsoft.com/office/drawing/2016/5/9/chartex" xmlns:cx4="http://schemas.microsoft.com/office/drawing/2016/5/10/chartex" xmlns:cx5="http://schemas.microsoft.com/office/drawing/2016/5/11/chartex" xmlns:cx6="http://schemas.microsoft.com/office/drawing/2016/5/12/chartex" xmlns:cx7="http://schemas.microsoft.com/office/drawing/2016/5/13/chartex" xmlns:cx8="http://schemas.microsoft.com/office/drawing/2016/5/14/chartex" xmlns:mc="http://schemas.openxmlformats.org/markup-compatibility/2006" xmlns:aink="http://schemas.microsoft.com/office/drawing/2016/ink" xmlns:am3d="http://schemas.microsoft.com/office/drawing/2017/model3d" xmlns:o="urn:schemas-microsoft-com:office:office" xmlns:oel="http://schemas.microsoft.com/office/2019/extlst" xmlns:r="http://schemas.openxmlformats.org/officeDocument/2006/relationships" xmlns:m="http://schemas.openxmlformats.org/officeDocument/2006/math" xmlns:v="urn:schemas-microsoft-com:vml" xmlns:wp14="http://schemas.microsoft.com/office/word/2010/wordprocessingDrawing" xmlns:wp="http://schemas.openxmlformats.org/drawingml/2006/wordprocessingDrawing" xmlns:w10="urn:schemas-microsoft-com:office:word" xmlns:w="http://schemas.openxmlformats.org/wordprocessingml/2006/main" xmlns:w14="http://schemas.microsoft.com/office/word/2010/wordml" xmlns:w15="http://schemas.microsoft.com/office/word/2012/wordml" xmlns:w16cex="http://schemas.microsoft.com/office/word/2018/wordml/cex" xmlns:w16cid="http://schemas.microsoft.com/office/word/2016/wordml/cid" xmlns:w16="http://schemas.microsoft.com/office/word/2018/wordml" xmlns:w16du="http://schemas.microsoft.com/office/word/2023/wordml/word16du" xmlns:w16sdtdh="http://schemas.microsoft.com/office/word/2020/wordml/sdtdatahash" xmlns:w16sdtfl="http://schemas.microsoft.com/office/word/2024/wordml/sdtformatlock" xmlns:w16se="http://schemas.microsoft.com/office/word/2015/wordml/symex" xmlns:wpg="http://schemas.microsoft.com/office/word/2010/wordprocessingGroup" xmlns:wpi="http://schemas.microsoft.com/office/word/2010/wordprocessingInk" xmlns:wne="http://schemas.microsoft.com/office/word/2006/wordml" xmlns:wps="http://schemas.microsoft.com/office/word/2010/wordprocessingShape" mc:Ignorable="w14 w15 w16se w16cid w16 w16cex w16sdtdh w16sdtfl w16du wp14">
+  <w:abstractNum w:abstractNumId="0" w15:restartNumberingAfterBreak="0">
     <w:nsid w:val="00000001"/>
     <w:multiLevelType w:val="multilevel"/>
     <w:tmpl w:val="00000000"/>
@@ -2780,7 +2942,7 @@
       </w:rPr>
     </w:lvl>
   </w:abstractNum>
-  <w:abstractNum w:abstractNumId="1">
+  <w:abstractNum w:abstractNumId="1" w15:restartNumberingAfterBreak="0">
     <w:nsid w:val="00000003"/>
     <w:multiLevelType w:val="multilevel"/>
     <w:tmpl w:val="00000002"/>
@@ -2974,7 +3136,7 @@
       </w:rPr>
     </w:lvl>
   </w:abstractNum>
-  <w:abstractNum w:abstractNumId="2">
+  <w:abstractNum w:abstractNumId="2" w15:restartNumberingAfterBreak="0">
     <w:nsid w:val="03D404C2"/>
     <w:multiLevelType w:val="hybridMultilevel"/>
     <w:tmpl w:val="8C2E252A"/>
@@ -3060,7 +3222,7 @@
       </w:pPr>
     </w:lvl>
   </w:abstractNum>
-  <w:abstractNum w:abstractNumId="3">
+  <w:abstractNum w:abstractNumId="3" w15:restartNumberingAfterBreak="0">
     <w:nsid w:val="09204C2C"/>
     <w:multiLevelType w:val="hybridMultilevel"/>
     <w:tmpl w:val="A6F48CEA"/>
@@ -3146,7 +3308,7 @@
       </w:pPr>
     </w:lvl>
   </w:abstractNum>
-  <w:abstractNum w:abstractNumId="4">
+  <w:abstractNum w:abstractNumId="4" w15:restartNumberingAfterBreak="0">
     <w:nsid w:val="0AE81E57"/>
     <w:multiLevelType w:val="hybridMultilevel"/>
     <w:tmpl w:val="A6F48CEA"/>
@@ -3232,7 +3394,7 @@
       </w:pPr>
     </w:lvl>
   </w:abstractNum>
-  <w:abstractNum w:abstractNumId="5">
+  <w:abstractNum w:abstractNumId="5" w15:restartNumberingAfterBreak="0">
     <w:nsid w:val="0FDC2421"/>
     <w:multiLevelType w:val="hybridMultilevel"/>
     <w:tmpl w:val="A6F48CEA"/>
@@ -3318,7 +3480,7 @@
       </w:pPr>
     </w:lvl>
   </w:abstractNum>
-  <w:abstractNum w:abstractNumId="6">
+  <w:abstractNum w:abstractNumId="6" w15:restartNumberingAfterBreak="0">
     <w:nsid w:val="16FE3104"/>
     <w:multiLevelType w:val="multilevel"/>
     <w:tmpl w:val="42C6F478"/>
@@ -3512,7 +3674,7 @@
       </w:rPr>
     </w:lvl>
   </w:abstractNum>
-  <w:abstractNum w:abstractNumId="7">
+  <w:abstractNum w:abstractNumId="7" w15:restartNumberingAfterBreak="0">
     <w:nsid w:val="23547817"/>
     <w:multiLevelType w:val="hybridMultilevel"/>
     <w:tmpl w:val="A6F48CEA"/>
@@ -3598,7 +3760,7 @@
       </w:pPr>
     </w:lvl>
   </w:abstractNum>
-  <w:abstractNum w:abstractNumId="8">
+  <w:abstractNum w:abstractNumId="8" w15:restartNumberingAfterBreak="0">
     <w:nsid w:val="300437AE"/>
     <w:multiLevelType w:val="hybridMultilevel"/>
     <w:tmpl w:val="ACC804A0"/>
@@ -3684,7 +3846,7 @@
       </w:pPr>
     </w:lvl>
   </w:abstractNum>
-  <w:abstractNum w:abstractNumId="9">
+  <w:abstractNum w:abstractNumId="9" w15:restartNumberingAfterBreak="0">
     <w:nsid w:val="329836DE"/>
     <w:multiLevelType w:val="hybridMultilevel"/>
     <w:tmpl w:val="A6F48CEA"/>
@@ -3770,7 +3932,7 @@
       </w:pPr>
     </w:lvl>
   </w:abstractNum>
-  <w:abstractNum w:abstractNumId="10">
+  <w:abstractNum w:abstractNumId="10" w15:restartNumberingAfterBreak="0">
     <w:nsid w:val="54CC6B80"/>
     <w:multiLevelType w:val="hybridMultilevel"/>
     <w:tmpl w:val="A6F48CEA"/>
@@ -3856,7 +4018,7 @@
       </w:pPr>
     </w:lvl>
   </w:abstractNum>
-  <w:abstractNum w:abstractNumId="11">
+  <w:abstractNum w:abstractNumId="11" w15:restartNumberingAfterBreak="0">
     <w:nsid w:val="574657CD"/>
     <w:multiLevelType w:val="multilevel"/>
     <w:tmpl w:val="FEFC8C58"/>
@@ -4050,7 +4212,7 @@
       </w:rPr>
     </w:lvl>
   </w:abstractNum>
-  <w:abstractNum w:abstractNumId="12">
+  <w:abstractNum w:abstractNumId="12" w15:restartNumberingAfterBreak="0">
     <w:nsid w:val="5AA9481C"/>
     <w:multiLevelType w:val="hybridMultilevel"/>
     <w:tmpl w:val="A6F48CEA"/>
@@ -4136,7 +4298,7 @@
       </w:pPr>
     </w:lvl>
   </w:abstractNum>
-  <w:abstractNum w:abstractNumId="13">
+  <w:abstractNum w:abstractNumId="13" w15:restartNumberingAfterBreak="0">
     <w:nsid w:val="7FDC6840"/>
     <w:multiLevelType w:val="hybridMultilevel"/>
     <w:tmpl w:val="A6F48CEA"/>
@@ -4222,53 +4384,53 @@
       </w:pPr>
     </w:lvl>
   </w:abstractNum>
-  <w:num w:numId="1">
+  <w:num w:numId="1" w16cid:durableId="1548948492">
     <w:abstractNumId w:val="0"/>
   </w:num>
-  <w:num w:numId="2">
+  <w:num w:numId="2" w16cid:durableId="458039367">
     <w:abstractNumId w:val="1"/>
   </w:num>
-  <w:num w:numId="3">
+  <w:num w:numId="3" w16cid:durableId="1625454388">
     <w:abstractNumId w:val="11"/>
   </w:num>
-  <w:num w:numId="4">
+  <w:num w:numId="4" w16cid:durableId="487787640">
     <w:abstractNumId w:val="6"/>
   </w:num>
-  <w:num w:numId="5">
+  <w:num w:numId="5" w16cid:durableId="992026674">
     <w:abstractNumId w:val="2"/>
   </w:num>
-  <w:num w:numId="6">
+  <w:num w:numId="6" w16cid:durableId="1041783490">
     <w:abstractNumId w:val="8"/>
   </w:num>
-  <w:num w:numId="7">
+  <w:num w:numId="7" w16cid:durableId="746733001">
     <w:abstractNumId w:val="10"/>
   </w:num>
-  <w:num w:numId="8">
+  <w:num w:numId="8" w16cid:durableId="223419005">
     <w:abstractNumId w:val="3"/>
   </w:num>
-  <w:num w:numId="9">
+  <w:num w:numId="9" w16cid:durableId="896741100">
     <w:abstractNumId w:val="12"/>
   </w:num>
-  <w:num w:numId="10">
+  <w:num w:numId="10" w16cid:durableId="1739328494">
     <w:abstractNumId w:val="4"/>
   </w:num>
-  <w:num w:numId="11">
+  <w:num w:numId="11" w16cid:durableId="270210300">
     <w:abstractNumId w:val="7"/>
   </w:num>
-  <w:num w:numId="12">
+  <w:num w:numId="12" w16cid:durableId="588854975">
     <w:abstractNumId w:val="9"/>
   </w:num>
-  <w:num w:numId="13">
+  <w:num w:numId="13" w16cid:durableId="1115439967">
     <w:abstractNumId w:val="13"/>
   </w:num>
-  <w:num w:numId="14">
+  <w:num w:numId="14" w16cid:durableId="329069894">
     <w:abstractNumId w:val="5"/>
   </w:num>
 </w:numbering>
 </file>
 
 <file path=word/styles.xml><?xml version="1.0" encoding="utf-8"?>
-<w:styles xmlns:mc="http://schemas.openxmlformats.org/markup-compatibility/2006" xmlns:r="http://schemas.openxmlformats.org/officeDocument/2006/relationships" xmlns:w="http://schemas.openxmlformats.org/wordprocessingml/2006/main" xmlns:w14="http://schemas.microsoft.com/office/word/2010/wordml" xmlns:w15="http://schemas.microsoft.com/office/word/2012/wordml" mc:Ignorable="w14 w15">
+<w:styles xmlns:mc="http://schemas.openxmlformats.org/markup-compatibility/2006" xmlns:r="http://schemas.openxmlformats.org/officeDocument/2006/relationships" xmlns:w="http://schemas.openxmlformats.org/wordprocessingml/2006/main" xmlns:w14="http://schemas.microsoft.com/office/word/2010/wordml" xmlns:w15="http://schemas.microsoft.com/office/word/2012/wordml" xmlns:w16cex="http://schemas.microsoft.com/office/word/2018/wordml/cex" xmlns:w16cid="http://schemas.microsoft.com/office/word/2016/wordml/cid" xmlns:w16="http://schemas.microsoft.com/office/word/2018/wordml" xmlns:w16du="http://schemas.microsoft.com/office/word/2023/wordml/word16du" xmlns:w16sdtdh="http://schemas.microsoft.com/office/word/2020/wordml/sdtdatahash" xmlns:w16sdtfl="http://schemas.microsoft.com/office/word/2024/wordml/sdtformatlock" xmlns:w16se="http://schemas.microsoft.com/office/word/2015/wordml/symex" mc:Ignorable="w14 w15 w16se w16cid w16 w16cex w16sdtdh w16sdtfl w16du">
   <w:docDefaults>
     <w:rPrDefault>
       <w:rPr>
@@ -4284,7 +4446,7 @@
       </w:pPr>
     </w:pPrDefault>
   </w:docDefaults>
-  <w:latentStyles w:defLockedState="0" w:defUIPriority="99" w:defSemiHidden="0" w:defUnhideWhenUsed="0" w:defQFormat="0" w:count="371">
+  <w:latentStyles w:defLockedState="0" w:defUIPriority="99" w:defSemiHidden="0" w:defUnhideWhenUsed="0" w:defQFormat="0" w:count="376">
     <w:lsdException w:name="Normal" w:uiPriority="0" w:qFormat="1"/>
     <w:lsdException w:name="heading 1" w:uiPriority="9" w:qFormat="1"/>
     <w:lsdException w:name="heading 2" w:semiHidden="1" w:uiPriority="9" w:unhideWhenUsed="1" w:qFormat="1"/>
@@ -4656,6 +4818,11 @@
     <w:lsdException w:name="List Table 5 Dark Accent 6" w:uiPriority="50"/>
     <w:lsdException w:name="List Table 6 Colorful Accent 6" w:uiPriority="51"/>
     <w:lsdException w:name="List Table 7 Colorful Accent 6" w:uiPriority="52"/>
+    <w:lsdException w:name="Mention" w:semiHidden="1" w:unhideWhenUsed="1"/>
+    <w:lsdException w:name="Smart Hyperlink" w:semiHidden="1" w:unhideWhenUsed="1"/>
+    <w:lsdException w:name="Hashtag" w:semiHidden="1" w:unhideWhenUsed="1"/>
+    <w:lsdException w:name="Unresolved Mention" w:semiHidden="1" w:unhideWhenUsed="1"/>
+    <w:lsdException w:name="Smart Link" w:semiHidden="1" w:unhideWhenUsed="1"/>
   </w:latentStyles>
   <w:style w:type="paragraph" w:default="1" w:styleId="a">
     <w:name w:val="Normal"/>
